--- a/docx/compliance/SECURITY_PIPELINE.docx
+++ b/docx/compliance/SECURITY_PIPELINE.docx
@@ -527,6 +527,18 @@
               <w:rPr>
                 <w:rStyle w:val="VerbatimChar"/>
               </w:rPr>
+              <w:t xml:space="preserve">secret-scan-local</w:t>
+            </w:r>
+            <w:r>
+              <w:t xml:space="preserve">,</w:t>
+            </w:r>
+            <w:r>
+              <w:t xml:space="preserve"> </w:t>
+            </w:r>
+            <w:r>
+              <w:rPr>
+                <w:rStyle w:val="VerbatimChar"/>
+              </w:rPr>
               <w:t xml:space="preserve">secret_detection</w:t>
             </w:r>
             <w:r>
@@ -867,6 +879,108 @@
       </w:r>
       <w:r>
         <w:t xml:space="preserve">.</w:t>
+      </w:r>
+      <w:r>
+        <w:t xml:space="preserve"> </w:t>
+      </w:r>
+      <w:r>
+        <w:t xml:space="preserve">Gitleaks uses the repository ruleset</w:t>
+      </w:r>
+      <w:r>
+        <w:t xml:space="preserve"> </w:t>
+      </w:r>
+      <w:r>
+        <w:rPr>
+          <w:rStyle w:val="VerbatimChar"/>
+        </w:rPr>
+        <w:t xml:space="preserve">.gitleaks.toml</w:t>
+      </w:r>
+      <w:r>
+        <w:t xml:space="preserve">, which extends the</w:t>
+      </w:r>
+      <w:r>
+        <w:t xml:space="preserve"> </w:t>
+      </w:r>
+      <w:r>
+        <w:t xml:space="preserve">upstream defaults with SSH public-key, SHA/HMAC-key and GitLab/GitHub token</w:t>
+      </w:r>
+      <w:r>
+        <w:t xml:space="preserve"> </w:t>
+      </w:r>
+      <w:r>
+        <w:t xml:space="preserve">rules. The complementary</w:t>
+      </w:r>
+      <w:r>
+        <w:t xml:space="preserve"> </w:t>
+      </w:r>
+      <w:r>
+        <w:rPr>
+          <w:rStyle w:val="VerbatimChar"/>
+        </w:rPr>
+        <w:t xml:space="preserve">secret-scan-local</w:t>
+      </w:r>
+      <w:r>
+        <w:t xml:space="preserve"> </w:t>
+      </w:r>
+      <w:r>
+        <w:t xml:space="preserve">job runs</w:t>
+      </w:r>
+      <w:r>
+        <w:t xml:space="preserve"> </w:t>
+      </w:r>
+      <w:r>
+        <w:rPr>
+          <w:rStyle w:val="VerbatimChar"/>
+        </w:rPr>
+        <w:t xml:space="preserve">scripts/secret-scan.ps1</w:t>
+      </w:r>
+      <w:r>
+        <w:t xml:space="preserve"> </w:t>
+      </w:r>
+      <w:r>
+        <w:t xml:space="preserve">for the repository’s Markdown-vs-code policy and the</w:t>
+      </w:r>
+      <w:r>
+        <w:t xml:space="preserve"> </w:t>
+      </w:r>
+      <w:r>
+        <w:rPr>
+          <w:rStyle w:val="VerbatimChar"/>
+        </w:rPr>
+        <w:t xml:space="preserve">-Fix</w:t>
+      </w:r>
+      <w:r>
+        <w:t xml:space="preserve"> </w:t>
+      </w:r>
+      <w:r>
+        <w:t xml:space="preserve">remediation path. See</w:t>
+      </w:r>
+      <w:r>
+        <w:t xml:space="preserve"> </w:t>
+      </w:r>
+      <w:r>
+        <w:rPr>
+          <w:rStyle w:val="VerbatimChar"/>
+        </w:rPr>
+        <w:t xml:space="preserve">docs/compliance/SECRET_SCANNING.md</w:t>
+      </w:r>
+      <w:r>
+        <w:t xml:space="preserve"> </w:t>
+      </w:r>
+      <w:r>
+        <w:t xml:space="preserve">for the full</w:t>
+      </w:r>
+      <w:r>
+        <w:t xml:space="preserve"> </w:t>
+      </w:r>
+      <w:r>
+        <w:t xml:space="preserve">tooling decision (including why Snyk is not recommended here) and the audit</w:t>
+      </w:r>
+      <w:r>
+        <w:t xml:space="preserve"> </w:t>
+      </w:r>
+      <w:r>
+        <w:t xml:space="preserve">red-flag inventory.</w:t>
       </w:r>
     </w:p>
     <w:p>
